--- a/src/content/bios/Kirchner-N 2012.docx
+++ b/src/content/bios/Kirchner-N 2012.docx
@@ -1,6 +1,6 @@
 
 <file path=word/document.xml><?xml version="1.0" encoding="utf-8"?>
-<w:document xmlns:wpc="http://schemas.microsoft.com/office/word/2010/wordprocessingCanvas" xmlns:cx="http://schemas.microsoft.com/office/drawing/2014/chartex" xmlns:cx1="http://schemas.microsoft.com/office/drawing/2015/9/8/chartex" xmlns:cx2="http://schemas.microsoft.com/office/drawing/2015/10/21/chartex" xmlns:cx3="http://schemas.microsoft.com/office/drawing/2016/5/9/chartex" xmlns:cx4="http://schemas.microsoft.com/office/drawing/2016/5/10/chartex" xmlns:cx5="http://schemas.microsoft.com/office/drawing/2016/5/11/chartex" xmlns:cx6="http://schemas.microsoft.com/office/drawing/2016/5/12/chartex" xmlns:cx7="http://schemas.microsoft.com/office/drawing/2016/5/13/chartex" xmlns:cx8="http://schemas.microsoft.com/office/drawing/2016/5/14/chartex" xmlns:mc="http://schemas.openxmlformats.org/markup-compatibility/2006" xmlns:aink="http://schemas.microsoft.com/office/drawing/2016/ink" xmlns:am3d="http://schemas.microsoft.com/office/drawing/2017/model3d" xmlns:o="urn:schemas-microsoft-com:office:office" xmlns:oel="http://schemas.microsoft.com/office/2019/extlst" xmlns:r="http://schemas.openxmlformats.org/officeDocument/2006/relationships" xmlns:m="http://schemas.openxmlformats.org/officeDocument/2006/math" xmlns:v="urn:schemas-microsoft-com:vml" xmlns:wp14="http://schemas.microsoft.com/office/word/2010/wordprocessingDrawing" xmlns:wp="http://schemas.openxmlformats.org/drawingml/2006/wordprocessingDrawing" xmlns:w10="urn:schemas-microsoft-com:office:word" xmlns:w="http://schemas.openxmlformats.org/wordprocessingml/2006/main" xmlns:w14="http://schemas.microsoft.com/office/word/2010/wordml" xmlns:w15="http://schemas.microsoft.com/office/word/2012/wordml" xmlns:w16cex="http://schemas.microsoft.com/office/word/2018/wordml/cex" xmlns:w16cid="http://schemas.microsoft.com/office/word/2016/wordml/cid" xmlns:w16="http://schemas.microsoft.com/office/word/2018/wordml" xmlns:w16du="http://schemas.microsoft.com/office/word/2023/wordml/word16du" xmlns:w16sdtdh="http://schemas.microsoft.com/office/word/2020/wordml/sdtdatahash" xmlns:w16sdtfl="http://schemas.microsoft.com/office/word/2024/wordml/sdtformatlock" xmlns:w16se="http://schemas.microsoft.com/office/word/2015/wordml/symex" xmlns:wpg="http://schemas.microsoft.com/office/word/2010/wordprocessingGroup" xmlns:wpi="http://schemas.microsoft.com/office/word/2010/wordprocessingInk" xmlns:wne="http://schemas.microsoft.com/office/word/2006/wordml" xmlns:wps="http://schemas.microsoft.com/office/word/2010/wordprocessingShape" mc:Ignorable="w14 w15 w16se w16cid w16 w16cex w16sdtdh w16sdtfl w16du wp14">
+<w:document xmlns:wpc="http://schemas.microsoft.com/office/word/2010/wordprocessingCanvas" xmlns:cx="http://schemas.microsoft.com/office/drawing/2014/chartex" xmlns:cx1="http://schemas.microsoft.com/office/drawing/2015/9/8/chartex" xmlns:cx2="http://schemas.microsoft.com/office/drawing/2015/10/21/chartex" xmlns:cx3="http://schemas.microsoft.com/office/drawing/2016/5/9/chartex" xmlns:cx4="http://schemas.microsoft.com/office/drawing/2016/5/10/chartex" xmlns:cx5="http://schemas.microsoft.com/office/drawing/2016/5/11/chartex" xmlns:cx6="http://schemas.microsoft.com/office/drawing/2016/5/12/chartex" xmlns:cx7="http://schemas.microsoft.com/office/drawing/2016/5/13/chartex" xmlns:cx8="http://schemas.microsoft.com/office/drawing/2016/5/14/chartex" xmlns:mc="http://schemas.openxmlformats.org/markup-compatibility/2006" xmlns:m="http://schemas.openxmlformats.org/officeDocument/2006/math" xmlns:aink="http://schemas.microsoft.com/office/drawing/2016/ink" xmlns:am3d="http://schemas.microsoft.com/office/drawing/2017/model3d" xmlns:oel="http://schemas.microsoft.com/office/2019/extlst" xmlns:r="http://schemas.openxmlformats.org/officeDocument/2006/relationships" xmlns:wp14="http://schemas.microsoft.com/office/word/2010/wordprocessingDrawing" xmlns:wp="http://schemas.openxmlformats.org/drawingml/2006/wordprocessingDrawing" xmlns:wpg="http://schemas.microsoft.com/office/word/2010/wordprocessingGroup" xmlns:wpi="http://schemas.microsoft.com/office/word/2010/wordprocessingInk" xmlns:wps="http://schemas.microsoft.com/office/word/2010/wordprocessingShape" xmlns:o="urn:schemas-microsoft-com:office:office" xmlns:v="urn:schemas-microsoft-com:vml" xmlns:w10="urn:schemas-microsoft-com:office:word" xmlns:w="http://schemas.openxmlformats.org/wordprocessingml/2006/main" xmlns:w14="http://schemas.microsoft.com/office/word/2010/wordml" xmlns:w15="http://schemas.microsoft.com/office/word/2012/wordml" xmlns:w16cei="http://schemas.microsoft.com/office/word/2026/wordml/cei" xmlns:w16cex="http://schemas.microsoft.com/office/word/2018/wordml/cex" xmlns:w16cid="http://schemas.microsoft.com/office/word/2016/wordml/cid" xmlns:w16="http://schemas.microsoft.com/office/word/2018/wordml" xmlns:w16sdtdh="http://schemas.microsoft.com/office/word/2020/wordml/sdtdatahash" xmlns:w16sdtfl="http://schemas.microsoft.com/office/word/2024/wordml/sdtformatlock" xmlns:w16se="http://schemas.microsoft.com/office/word/2015/wordml/symex" xmlns:w16du="http://schemas.microsoft.com/office/word/2023/wordml/word16du" xmlns:wne="http://schemas.microsoft.com/office/word/2006/wordml" mc:Ignorable="w14 w15 w16se w16cid w16 w16cex w16sdtdh w16sdtfl w16du wp14">
   <w:body>
     <w:p>
       <w:pPr>
@@ -219,8 +219,20 @@
           <w:szCs w:val="24"/>
           <w:lang w:val="en-GB" w:eastAsia="de-DE"/>
         </w:rPr>
-        <w:t>María Juana Ostoić Dragnic</w:t>
-      </w:r>
+        <w:t xml:space="preserve">María Juana Ostoić </w:t>
+      </w:r>
+      <w:proofErr w:type="spellStart"/>
+      <w:r>
+        <w:rPr>
+          <w:rFonts w:ascii="Times New Roman" w:eastAsia="Times New Roman" w:hAnsi="Times New Roman" w:cs="Times New Roman"/>
+          <w:b/>
+          <w:sz w:val="24"/>
+          <w:szCs w:val="24"/>
+          <w:lang w:val="en-GB" w:eastAsia="de-DE"/>
+        </w:rPr>
+        <w:t>Dragnic</w:t>
+      </w:r>
+      <w:proofErr w:type="spellEnd"/>
       <w:r>
         <w:rPr>
           <w:rFonts w:ascii="Times New Roman" w:eastAsia="Times New Roman" w:hAnsi="Times New Roman" w:cs="Times New Roman"/>
@@ -375,13 +387,13 @@
           <w:noProof/>
           <w:sz w:val="24"/>
           <w:szCs w:val="24"/>
-          <w:lang w:val="en-GB" w:eastAsia="nl-NL"/>
+          <w:lang w:val="en-GB"/>
         </w:rPr>
         <w:drawing>
-          <wp:inline distT="0" distB="0" distL="0" distR="0" wp14:anchorId="15FFCEB6" wp14:editId="11A9E9F9">
-            <wp:extent cx="2139950" cy="1828800"/>
-            <wp:effectExtent l="25400" t="0" r="0" b="0"/>
-            <wp:docPr id="1" name="Afbeelding 1" descr=":::::Desktop:701px-Kirchner_marzo_2007_Congreso.jpg"/>
+          <wp:inline distT="0" distB="0" distL="0" distR="0" wp14:anchorId="6D1FE70B" wp14:editId="228E9305">
+            <wp:extent cx="1701985" cy="2142587"/>
+            <wp:effectExtent l="0" t="0" r="0" b="3810"/>
+            <wp:docPr id="390905641" name="Afbeelding 1"/>
             <wp:cNvGraphicFramePr>
               <a:graphicFrameLocks xmlns:a="http://schemas.openxmlformats.org/drawingml/2006/main" noChangeAspect="1"/>
             </wp:cNvGraphicFramePr>
@@ -389,33 +401,29 @@
               <a:graphicData uri="http://schemas.openxmlformats.org/drawingml/2006/picture">
                 <pic:pic xmlns:pic="http://schemas.openxmlformats.org/drawingml/2006/picture">
                   <pic:nvPicPr>
-                    <pic:cNvPr id="0" name="Picture 1" descr=":::::Desktop:701px-Kirchner_marzo_2007_Congreso.jpg"/>
-                    <pic:cNvPicPr>
-                      <a:picLocks noChangeAspect="1" noChangeArrowheads="1"/>
-                    </pic:cNvPicPr>
+                    <pic:cNvPr id="390905641" name="Afbeelding 390905641"/>
+                    <pic:cNvPicPr/>
                   </pic:nvPicPr>
                   <pic:blipFill>
-                    <a:blip r:embed="rId9"/>
-                    <a:srcRect/>
+                    <a:blip r:embed="rId9" cstate="print">
+                      <a:extLst>
+                        <a:ext uri="{28A0092B-C50C-407E-A947-70E740481C1C}">
+                          <a14:useLocalDpi xmlns:a14="http://schemas.microsoft.com/office/drawing/2010/main" val="0"/>
+                        </a:ext>
+                      </a:extLst>
+                    </a:blip>
                     <a:stretch>
                       <a:fillRect/>
                     </a:stretch>
                   </pic:blipFill>
-                  <pic:spPr bwMode="auto">
+                  <pic:spPr>
                     <a:xfrm>
                       <a:off x="0" y="0"/>
-                      <a:ext cx="2139950" cy="1828800"/>
+                      <a:ext cx="1721055" cy="2166594"/>
                     </a:xfrm>
                     <a:prstGeom prst="rect">
                       <a:avLst/>
                     </a:prstGeom>
-                    <a:noFill/>
-                    <a:ln w="9525">
-                      <a:noFill/>
-                      <a:miter lim="800000"/>
-                      <a:headEnd/>
-                      <a:tailEnd/>
-                    </a:ln>
                   </pic:spPr>
                 </pic:pic>
               </a:graphicData>
@@ -423,15 +431,6 @@
           </wp:inline>
         </w:drawing>
       </w:r>
-      <w:r>
-        <w:rPr>
-          <w:rFonts w:ascii="Times New Roman" w:hAnsi="Times New Roman" w:cs="Times New Roman"/>
-          <w:sz w:val="24"/>
-          <w:szCs w:val="24"/>
-          <w:lang w:val="en-GB"/>
-        </w:rPr>
-        <w:t xml:space="preserve"> </w:t>
-      </w:r>
     </w:p>
     <w:p>
       <w:pPr>
@@ -452,27 +451,34 @@
         </w:rPr>
         <w:t xml:space="preserve">Source: </w:t>
       </w:r>
-      <w:hyperlink r:id="rId10" w:history="1">
-        <w:r>
-          <w:rPr>
-            <w:rStyle w:val="Hyperlink"/>
-            <w:rFonts w:ascii="Times New Roman" w:hAnsi="Times New Roman" w:cs="Times New Roman"/>
-            <w:sz w:val="24"/>
-            <w:szCs w:val="24"/>
-            <w:u w:val="none"/>
-            <w:lang w:val="en-GB"/>
-          </w:rPr>
-          <w:t>http://upload.wikimedia.org/wikipedia/commons/8/80/Kirchner_marzo_2007_ Congreso.jpg</w:t>
-        </w:r>
-      </w:hyperlink>
-      <w:r>
-        <w:rPr>
-          <w:rFonts w:ascii="Times New Roman" w:hAnsi="Times New Roman" w:cs="Times New Roman"/>
-          <w:sz w:val="24"/>
-          <w:szCs w:val="24"/>
-          <w:lang w:val="en-GB"/>
-        </w:rPr>
-        <w:t>; no copyright information found</w:t>
+      <w:r>
+        <w:rPr>
+          <w:rFonts w:ascii="Times New Roman" w:hAnsi="Times New Roman" w:cs="Times New Roman"/>
+          <w:sz w:val="24"/>
+          <w:szCs w:val="24"/>
+          <w:lang w:val="en-GB"/>
+        </w:rPr>
+        <w:t xml:space="preserve">Kirchner, 2 April 2005, Presidencia de la </w:t>
+      </w:r>
+      <w:proofErr w:type="spellStart"/>
+      <w:r>
+        <w:rPr>
+          <w:rFonts w:ascii="Times New Roman" w:hAnsi="Times New Roman" w:cs="Times New Roman"/>
+          <w:sz w:val="24"/>
+          <w:szCs w:val="24"/>
+          <w:lang w:val="en-GB"/>
+        </w:rPr>
+        <w:t>Nación</w:t>
+      </w:r>
+      <w:proofErr w:type="spellEnd"/>
+      <w:r>
+        <w:rPr>
+          <w:rFonts w:ascii="Times New Roman" w:hAnsi="Times New Roman" w:cs="Times New Roman"/>
+          <w:sz w:val="24"/>
+          <w:szCs w:val="24"/>
+          <w:lang w:val="en-GB"/>
+        </w:rPr>
+        <w:t xml:space="preserve"> Argentina</w:t>
       </w:r>
     </w:p>
     <w:p>
@@ -598,7 +604,17 @@
           <w:szCs w:val="24"/>
           <w:lang w:val="en-GB"/>
         </w:rPr>
-        <w:t>, his mother</w:t>
+        <w:t xml:space="preserve">, his </w:t>
+      </w:r>
+      <w:proofErr w:type="spellStart"/>
+      <w:r>
+        <w:rPr>
+          <w:rFonts w:ascii="Times New Roman" w:hAnsi="Times New Roman" w:cs="Times New Roman"/>
+          <w:sz w:val="24"/>
+          <w:szCs w:val="24"/>
+          <w:lang w:val="en-GB"/>
+        </w:rPr>
+        <w:t>mother</w:t>
       </w:r>
       <w:r>
         <w:rPr>
@@ -609,6 +625,7 @@
         </w:rPr>
         <w:t>’s</w:t>
       </w:r>
+      <w:proofErr w:type="spellEnd"/>
       <w:r>
         <w:rPr>
           <w:rFonts w:ascii="Times New Roman" w:hAnsi="Times New Roman" w:cs="Times New Roman"/>
@@ -627,7 +644,7 @@
         </w:rPr>
         <w:t xml:space="preserve">of </w:t>
       </w:r>
-      <w:hyperlink r:id="rId11" w:tooltip="Croats" w:history="1">
+      <w:hyperlink r:id="rId10" w:tooltip="Croats" w:history="1">
         <w:r>
           <w:rPr>
             <w:rFonts w:ascii="Times New Roman" w:eastAsia="Times New Roman" w:hAnsi="Times New Roman" w:cs="Times New Roman"/>
@@ -2193,6 +2210,7 @@
           <w:szCs w:val="24"/>
           <w:lang w:val="en-GB"/>
         </w:rPr>
+        <w:lastRenderedPageBreak/>
         <w:t>deterioration in</w:t>
       </w:r>
       <w:r>
@@ -2247,17 +2265,7 @@
           <w:szCs w:val="24"/>
           <w:lang w:val="en-GB"/>
         </w:rPr>
-        <w:t xml:space="preserve">, when Mercosur </w:t>
-      </w:r>
-      <w:r>
-        <w:rPr>
-          <w:rFonts w:ascii="Times New Roman" w:hAnsi="Times New Roman" w:cs="Times New Roman"/>
-          <w:sz w:val="24"/>
-          <w:szCs w:val="24"/>
-          <w:lang w:val="en-GB"/>
-        </w:rPr>
-        <w:lastRenderedPageBreak/>
-        <w:t>was put into question</w:t>
+        <w:t>, when Mercosur was put into question</w:t>
       </w:r>
       <w:r>
         <w:rPr>
@@ -3695,8 +3703,42 @@
           <w:szCs w:val="24"/>
           <w:lang w:val="en-GB" w:eastAsia="de-DE"/>
         </w:rPr>
-        <w:t>ner, ex presidente de la Nación</w:t>
-      </w:r>
+        <w:t xml:space="preserve">ner, ex </w:t>
+      </w:r>
+      <w:proofErr w:type="spellStart"/>
+      <w:r>
+        <w:rPr>
+          <w:rFonts w:ascii="Times New Roman" w:eastAsia="Times New Roman" w:hAnsi="Times New Roman" w:cs="Times New Roman"/>
+          <w:i/>
+          <w:sz w:val="24"/>
+          <w:szCs w:val="24"/>
+          <w:lang w:val="en-GB" w:eastAsia="de-DE"/>
+        </w:rPr>
+        <w:t>presidente</w:t>
+      </w:r>
+      <w:proofErr w:type="spellEnd"/>
+      <w:r>
+        <w:rPr>
+          <w:rFonts w:ascii="Times New Roman" w:eastAsia="Times New Roman" w:hAnsi="Times New Roman" w:cs="Times New Roman"/>
+          <w:i/>
+          <w:sz w:val="24"/>
+          <w:szCs w:val="24"/>
+          <w:lang w:val="en-GB" w:eastAsia="de-DE"/>
+        </w:rPr>
+        <w:t xml:space="preserve"> de la </w:t>
+      </w:r>
+      <w:proofErr w:type="spellStart"/>
+      <w:r>
+        <w:rPr>
+          <w:rFonts w:ascii="Times New Roman" w:eastAsia="Times New Roman" w:hAnsi="Times New Roman" w:cs="Times New Roman"/>
+          <w:i/>
+          <w:sz w:val="24"/>
+          <w:szCs w:val="24"/>
+          <w:lang w:val="en-GB" w:eastAsia="de-DE"/>
+        </w:rPr>
+        <w:t>Nación</w:t>
+      </w:r>
+      <w:proofErr w:type="spellEnd"/>
       <w:r>
         <w:rPr>
           <w:rFonts w:ascii="Times New Roman" w:eastAsia="Times New Roman" w:hAnsi="Times New Roman" w:cs="Times New Roman"/>
@@ -3725,7 +3767,7 @@
         </w:rPr>
         <w:t xml:space="preserve"> </w:t>
       </w:r>
-      <w:hyperlink r:id="rId12" w:tooltip="Clarín (newspaper)" w:history="1">
+      <w:hyperlink r:id="rId11" w:tooltip="Clarín (newspaper)" w:history="1">
         <w:r>
           <w:rPr>
             <w:rFonts w:ascii="Times New Roman" w:eastAsia="Times New Roman" w:hAnsi="Times New Roman" w:cs="Times New Roman"/>
@@ -3820,8 +3862,9 @@
           <w:szCs w:val="24"/>
           <w:lang w:val="en-GB" w:eastAsia="de-DE"/>
         </w:rPr>
-        <w:t>Fin de cik</w:t>
-      </w:r>
+        <w:t xml:space="preserve">Fin de </w:t>
+      </w:r>
+      <w:proofErr w:type="spellStart"/>
       <w:r>
         <w:rPr>
           <w:rFonts w:ascii="Times New Roman" w:eastAsia="Times New Roman" w:hAnsi="Times New Roman" w:cs="Times New Roman"/>
@@ -3831,80 +3874,7 @@
           <w:szCs w:val="24"/>
           <w:lang w:val="en-GB" w:eastAsia="de-DE"/>
         </w:rPr>
-        <w:t>lo: ascenso, apogeo y declinación del poder kirchnerista</w:t>
-      </w:r>
-      <w:r>
-        <w:rPr>
-          <w:rFonts w:ascii="Times New Roman" w:eastAsia="Times New Roman" w:hAnsi="Times New Roman" w:cs="Times New Roman"/>
-          <w:sz w:val="24"/>
-          <w:szCs w:val="24"/>
-          <w:lang w:val="en-GB" w:eastAsia="de-DE"/>
-        </w:rPr>
-        <w:t>,</w:t>
-      </w:r>
-      <w:r>
-        <w:rPr>
-          <w:rFonts w:ascii="Times New Roman" w:eastAsia="Times New Roman" w:hAnsi="Times New Roman" w:cs="Times New Roman"/>
-          <w:sz w:val="24"/>
-          <w:szCs w:val="24"/>
-          <w:lang w:val="en-GB" w:eastAsia="de-DE"/>
-        </w:rPr>
-        <w:t xml:space="preserve"> Buenos Aires</w:t>
-      </w:r>
-      <w:r>
-        <w:rPr>
-          <w:rFonts w:ascii="Times New Roman" w:eastAsia="Times New Roman" w:hAnsi="Times New Roman" w:cs="Times New Roman"/>
-          <w:sz w:val="24"/>
-          <w:szCs w:val="24"/>
-          <w:lang w:val="en-GB" w:eastAsia="de-DE"/>
-        </w:rPr>
-        <w:t xml:space="preserve"> 2010</w:t>
-      </w:r>
-      <w:r>
-        <w:rPr>
-          <w:rFonts w:ascii="Times New Roman" w:eastAsia="Times New Roman" w:hAnsi="Times New Roman" w:cs="Times New Roman"/>
-          <w:vanish/>
-          <w:sz w:val="24"/>
-          <w:szCs w:val="24"/>
-          <w:lang w:val="en-GB" w:eastAsia="de-DE"/>
-        </w:rPr>
-        <w:t> </w:t>
-      </w:r>
-      <w:r>
-        <w:rPr>
-          <w:rFonts w:ascii="Times New Roman" w:hAnsi="Times New Roman" w:cs="Times New Roman"/>
-          <w:sz w:val="24"/>
-          <w:szCs w:val="24"/>
-          <w:lang w:val="en-GB"/>
-        </w:rPr>
-        <w:t>;</w:t>
-      </w:r>
-      <w:r>
-        <w:rPr>
-          <w:rFonts w:ascii="Times New Roman" w:hAnsi="Times New Roman" w:cs="Times New Roman"/>
-          <w:sz w:val="24"/>
-          <w:szCs w:val="24"/>
-          <w:lang w:val="en-GB"/>
-        </w:rPr>
-        <w:t xml:space="preserve"> P.</w:t>
-      </w:r>
-      <w:r>
-        <w:rPr>
-          <w:rFonts w:ascii="Times New Roman" w:hAnsi="Times New Roman" w:cs="Times New Roman"/>
-          <w:sz w:val="24"/>
-          <w:szCs w:val="24"/>
-          <w:lang w:val="en-GB"/>
-        </w:rPr>
-        <w:t xml:space="preserve"> </w:t>
-      </w:r>
-      <w:r>
-        <w:rPr>
-          <w:rFonts w:ascii="Times New Roman" w:eastAsia="Times New Roman" w:hAnsi="Times New Roman" w:cs="Times New Roman"/>
-          <w:sz w:val="24"/>
-          <w:szCs w:val="24"/>
-          <w:lang w:val="en-GB" w:eastAsia="de-DE"/>
-        </w:rPr>
-        <w:t xml:space="preserve">Mendelevich, </w:t>
+        <w:t>cik</w:t>
       </w:r>
       <w:r>
         <w:rPr>
@@ -3915,6 +3885,222 @@
           <w:szCs w:val="24"/>
           <w:lang w:val="en-GB" w:eastAsia="de-DE"/>
         </w:rPr>
+        <w:t>lo</w:t>
+      </w:r>
+      <w:proofErr w:type="spellEnd"/>
+      <w:r>
+        <w:rPr>
+          <w:rFonts w:ascii="Times New Roman" w:eastAsia="Times New Roman" w:hAnsi="Times New Roman" w:cs="Times New Roman"/>
+          <w:i/>
+          <w:iCs/>
+          <w:sz w:val="24"/>
+          <w:szCs w:val="24"/>
+          <w:lang w:val="en-GB" w:eastAsia="de-DE"/>
+        </w:rPr>
+        <w:t xml:space="preserve">: </w:t>
+      </w:r>
+      <w:proofErr w:type="spellStart"/>
+      <w:r>
+        <w:rPr>
+          <w:rFonts w:ascii="Times New Roman" w:eastAsia="Times New Roman" w:hAnsi="Times New Roman" w:cs="Times New Roman"/>
+          <w:i/>
+          <w:iCs/>
+          <w:sz w:val="24"/>
+          <w:szCs w:val="24"/>
+          <w:lang w:val="en-GB" w:eastAsia="de-DE"/>
+        </w:rPr>
+        <w:t>ascenso</w:t>
+      </w:r>
+      <w:proofErr w:type="spellEnd"/>
+      <w:r>
+        <w:rPr>
+          <w:rFonts w:ascii="Times New Roman" w:eastAsia="Times New Roman" w:hAnsi="Times New Roman" w:cs="Times New Roman"/>
+          <w:i/>
+          <w:iCs/>
+          <w:sz w:val="24"/>
+          <w:szCs w:val="24"/>
+          <w:lang w:val="en-GB" w:eastAsia="de-DE"/>
+        </w:rPr>
+        <w:t xml:space="preserve">, </w:t>
+      </w:r>
+      <w:proofErr w:type="spellStart"/>
+      <w:r>
+        <w:rPr>
+          <w:rFonts w:ascii="Times New Roman" w:eastAsia="Times New Roman" w:hAnsi="Times New Roman" w:cs="Times New Roman"/>
+          <w:i/>
+          <w:iCs/>
+          <w:sz w:val="24"/>
+          <w:szCs w:val="24"/>
+          <w:lang w:val="en-GB" w:eastAsia="de-DE"/>
+        </w:rPr>
+        <w:t>apogeo</w:t>
+      </w:r>
+      <w:proofErr w:type="spellEnd"/>
+      <w:r>
+        <w:rPr>
+          <w:rFonts w:ascii="Times New Roman" w:eastAsia="Times New Roman" w:hAnsi="Times New Roman" w:cs="Times New Roman"/>
+          <w:i/>
+          <w:iCs/>
+          <w:sz w:val="24"/>
+          <w:szCs w:val="24"/>
+          <w:lang w:val="en-GB" w:eastAsia="de-DE"/>
+        </w:rPr>
+        <w:t xml:space="preserve"> y </w:t>
+      </w:r>
+      <w:proofErr w:type="spellStart"/>
+      <w:r>
+        <w:rPr>
+          <w:rFonts w:ascii="Times New Roman" w:eastAsia="Times New Roman" w:hAnsi="Times New Roman" w:cs="Times New Roman"/>
+          <w:i/>
+          <w:iCs/>
+          <w:sz w:val="24"/>
+          <w:szCs w:val="24"/>
+          <w:lang w:val="en-GB" w:eastAsia="de-DE"/>
+        </w:rPr>
+        <w:t>declinación</w:t>
+      </w:r>
+      <w:proofErr w:type="spellEnd"/>
+      <w:r>
+        <w:rPr>
+          <w:rFonts w:ascii="Times New Roman" w:eastAsia="Times New Roman" w:hAnsi="Times New Roman" w:cs="Times New Roman"/>
+          <w:i/>
+          <w:iCs/>
+          <w:sz w:val="24"/>
+          <w:szCs w:val="24"/>
+          <w:lang w:val="en-GB" w:eastAsia="de-DE"/>
+        </w:rPr>
+        <w:t xml:space="preserve"> del </w:t>
+      </w:r>
+      <w:proofErr w:type="spellStart"/>
+      <w:r>
+        <w:rPr>
+          <w:rFonts w:ascii="Times New Roman" w:eastAsia="Times New Roman" w:hAnsi="Times New Roman" w:cs="Times New Roman"/>
+          <w:i/>
+          <w:iCs/>
+          <w:sz w:val="24"/>
+          <w:szCs w:val="24"/>
+          <w:lang w:val="en-GB" w:eastAsia="de-DE"/>
+        </w:rPr>
+        <w:t>poder</w:t>
+      </w:r>
+      <w:proofErr w:type="spellEnd"/>
+      <w:r>
+        <w:rPr>
+          <w:rFonts w:ascii="Times New Roman" w:eastAsia="Times New Roman" w:hAnsi="Times New Roman" w:cs="Times New Roman"/>
+          <w:i/>
+          <w:iCs/>
+          <w:sz w:val="24"/>
+          <w:szCs w:val="24"/>
+          <w:lang w:val="en-GB" w:eastAsia="de-DE"/>
+        </w:rPr>
+        <w:t xml:space="preserve"> </w:t>
+      </w:r>
+      <w:proofErr w:type="spellStart"/>
+      <w:r>
+        <w:rPr>
+          <w:rFonts w:ascii="Times New Roman" w:eastAsia="Times New Roman" w:hAnsi="Times New Roman" w:cs="Times New Roman"/>
+          <w:i/>
+          <w:iCs/>
+          <w:sz w:val="24"/>
+          <w:szCs w:val="24"/>
+          <w:lang w:val="en-GB" w:eastAsia="de-DE"/>
+        </w:rPr>
+        <w:t>kirchnerista</w:t>
+      </w:r>
+      <w:proofErr w:type="spellEnd"/>
+      <w:r>
+        <w:rPr>
+          <w:rFonts w:ascii="Times New Roman" w:eastAsia="Times New Roman" w:hAnsi="Times New Roman" w:cs="Times New Roman"/>
+          <w:sz w:val="24"/>
+          <w:szCs w:val="24"/>
+          <w:lang w:val="en-GB" w:eastAsia="de-DE"/>
+        </w:rPr>
+        <w:t>,</w:t>
+      </w:r>
+      <w:r>
+        <w:rPr>
+          <w:rFonts w:ascii="Times New Roman" w:eastAsia="Times New Roman" w:hAnsi="Times New Roman" w:cs="Times New Roman"/>
+          <w:sz w:val="24"/>
+          <w:szCs w:val="24"/>
+          <w:lang w:val="en-GB" w:eastAsia="de-DE"/>
+        </w:rPr>
+        <w:t xml:space="preserve"> Buenos Aires</w:t>
+      </w:r>
+      <w:r>
+        <w:rPr>
+          <w:rFonts w:ascii="Times New Roman" w:eastAsia="Times New Roman" w:hAnsi="Times New Roman" w:cs="Times New Roman"/>
+          <w:sz w:val="24"/>
+          <w:szCs w:val="24"/>
+          <w:lang w:val="en-GB" w:eastAsia="de-DE"/>
+        </w:rPr>
+        <w:t xml:space="preserve"> 2010</w:t>
+      </w:r>
+      <w:r>
+        <w:rPr>
+          <w:rFonts w:ascii="Times New Roman" w:eastAsia="Times New Roman" w:hAnsi="Times New Roman" w:cs="Times New Roman"/>
+          <w:vanish/>
+          <w:sz w:val="24"/>
+          <w:szCs w:val="24"/>
+          <w:lang w:val="en-GB" w:eastAsia="de-DE"/>
+        </w:rPr>
+        <w:t> </w:t>
+      </w:r>
+      <w:r>
+        <w:rPr>
+          <w:rFonts w:ascii="Times New Roman" w:hAnsi="Times New Roman" w:cs="Times New Roman"/>
+          <w:sz w:val="24"/>
+          <w:szCs w:val="24"/>
+          <w:lang w:val="en-GB"/>
+        </w:rPr>
+        <w:t>;</w:t>
+      </w:r>
+      <w:r>
+        <w:rPr>
+          <w:rFonts w:ascii="Times New Roman" w:hAnsi="Times New Roman" w:cs="Times New Roman"/>
+          <w:sz w:val="24"/>
+          <w:szCs w:val="24"/>
+          <w:lang w:val="en-GB"/>
+        </w:rPr>
+        <w:t xml:space="preserve"> P.</w:t>
+      </w:r>
+      <w:r>
+        <w:rPr>
+          <w:rFonts w:ascii="Times New Roman" w:hAnsi="Times New Roman" w:cs="Times New Roman"/>
+          <w:sz w:val="24"/>
+          <w:szCs w:val="24"/>
+          <w:lang w:val="en-GB"/>
+        </w:rPr>
+        <w:t xml:space="preserve"> </w:t>
+      </w:r>
+      <w:proofErr w:type="spellStart"/>
+      <w:r>
+        <w:rPr>
+          <w:rFonts w:ascii="Times New Roman" w:eastAsia="Times New Roman" w:hAnsi="Times New Roman" w:cs="Times New Roman"/>
+          <w:sz w:val="24"/>
+          <w:szCs w:val="24"/>
+          <w:lang w:val="en-GB" w:eastAsia="de-DE"/>
+        </w:rPr>
+        <w:t>Mendelevich</w:t>
+      </w:r>
+      <w:proofErr w:type="spellEnd"/>
+      <w:r>
+        <w:rPr>
+          <w:rFonts w:ascii="Times New Roman" w:eastAsia="Times New Roman" w:hAnsi="Times New Roman" w:cs="Times New Roman"/>
+          <w:sz w:val="24"/>
+          <w:szCs w:val="24"/>
+          <w:lang w:val="en-GB" w:eastAsia="de-DE"/>
+        </w:rPr>
+        <w:t xml:space="preserve">, </w:t>
+      </w:r>
+      <w:r>
+        <w:rPr>
+          <w:rFonts w:ascii="Times New Roman" w:eastAsia="Times New Roman" w:hAnsi="Times New Roman" w:cs="Times New Roman"/>
+          <w:i/>
+          <w:iCs/>
+          <w:sz w:val="24"/>
+          <w:szCs w:val="24"/>
+          <w:lang w:val="en-GB" w:eastAsia="de-DE"/>
+        </w:rPr>
         <w:t>El Final</w:t>
       </w:r>
       <w:r>
@@ -3991,14 +4177,25 @@
         </w:rPr>
         <w:t xml:space="preserve"> </w:t>
       </w:r>
-      <w:r>
-        <w:rPr>
-          <w:rFonts w:ascii="Times New Roman" w:hAnsi="Times New Roman" w:cs="Times New Roman"/>
-          <w:sz w:val="24"/>
-          <w:szCs w:val="24"/>
-          <w:lang w:val="en-GB"/>
-        </w:rPr>
-        <w:t xml:space="preserve">Walger. </w:t>
+      <w:proofErr w:type="spellStart"/>
+      <w:r>
+        <w:rPr>
+          <w:rFonts w:ascii="Times New Roman" w:hAnsi="Times New Roman" w:cs="Times New Roman"/>
+          <w:sz w:val="24"/>
+          <w:szCs w:val="24"/>
+          <w:lang w:val="en-GB"/>
+        </w:rPr>
+        <w:t>Walger</w:t>
+      </w:r>
+      <w:proofErr w:type="spellEnd"/>
+      <w:r>
+        <w:rPr>
+          <w:rFonts w:ascii="Times New Roman" w:hAnsi="Times New Roman" w:cs="Times New Roman"/>
+          <w:sz w:val="24"/>
+          <w:szCs w:val="24"/>
+          <w:lang w:val="en-GB"/>
+        </w:rPr>
+        <w:t xml:space="preserve">. </w:t>
       </w:r>
       <w:r>
         <w:rPr>
@@ -4008,8 +4205,9 @@
           <w:szCs w:val="24"/>
           <w:lang w:val="en-GB"/>
         </w:rPr>
-        <w:t xml:space="preserve">Cristina, de legisladora </w:t>
-      </w:r>
+        <w:t xml:space="preserve">Cristina, de </w:t>
+      </w:r>
+      <w:proofErr w:type="spellStart"/>
       <w:r>
         <w:rPr>
           <w:rFonts w:ascii="Times New Roman" w:hAnsi="Times New Roman" w:cs="Times New Roman"/>
@@ -4018,7 +4216,62 @@
           <w:szCs w:val="24"/>
           <w:lang w:val="en-GB"/>
         </w:rPr>
-        <w:t>combativa a presidente fashion</w:t>
+        <w:t>legisladora</w:t>
+      </w:r>
+      <w:proofErr w:type="spellEnd"/>
+      <w:r>
+        <w:rPr>
+          <w:rFonts w:ascii="Times New Roman" w:hAnsi="Times New Roman" w:cs="Times New Roman"/>
+          <w:i/>
+          <w:sz w:val="24"/>
+          <w:szCs w:val="24"/>
+          <w:lang w:val="en-GB"/>
+        </w:rPr>
+        <w:t xml:space="preserve"> </w:t>
+      </w:r>
+      <w:proofErr w:type="spellStart"/>
+      <w:r>
+        <w:rPr>
+          <w:rFonts w:ascii="Times New Roman" w:hAnsi="Times New Roman" w:cs="Times New Roman"/>
+          <w:i/>
+          <w:sz w:val="24"/>
+          <w:szCs w:val="24"/>
+          <w:lang w:val="en-GB"/>
+        </w:rPr>
+        <w:t>combativa</w:t>
+      </w:r>
+      <w:proofErr w:type="spellEnd"/>
+      <w:r>
+        <w:rPr>
+          <w:rFonts w:ascii="Times New Roman" w:hAnsi="Times New Roman" w:cs="Times New Roman"/>
+          <w:i/>
+          <w:sz w:val="24"/>
+          <w:szCs w:val="24"/>
+          <w:lang w:val="en-GB"/>
+        </w:rPr>
+        <w:t xml:space="preserve"> a </w:t>
+      </w:r>
+      <w:proofErr w:type="spellStart"/>
+      <w:r>
+        <w:rPr>
+          <w:rFonts w:ascii="Times New Roman" w:hAnsi="Times New Roman" w:cs="Times New Roman"/>
+          <w:i/>
+          <w:sz w:val="24"/>
+          <w:szCs w:val="24"/>
+          <w:lang w:val="en-GB"/>
+        </w:rPr>
+        <w:t>presidente</w:t>
+      </w:r>
+      <w:proofErr w:type="spellEnd"/>
+      <w:r>
+        <w:rPr>
+          <w:rFonts w:ascii="Times New Roman" w:hAnsi="Times New Roman" w:cs="Times New Roman"/>
+          <w:i/>
+          <w:sz w:val="24"/>
+          <w:szCs w:val="24"/>
+          <w:lang w:val="en-GB"/>
+        </w:rPr>
+        <w:t xml:space="preserve"> fashion</w:t>
       </w:r>
       <w:r>
         <w:rPr>
@@ -4110,7 +4363,7 @@
         </w:rPr>
         <w:t xml:space="preserve"> </w:t>
       </w:r>
-      <w:hyperlink r:id="rId13" w:history="1">
+      <w:hyperlink r:id="rId12" w:history="1">
         <w:r>
           <w:rPr>
             <w:rStyle w:val="Hyperlink"/>
@@ -4151,6 +4404,7 @@
         </w:rPr>
         <w:t xml:space="preserve">Malamud, </w:t>
       </w:r>
+      <w:proofErr w:type="spellStart"/>
       <w:r>
         <w:rPr>
           <w:rStyle w:val="Zwaar"/>
@@ -4161,13 +4415,144 @@
           <w:szCs w:val="24"/>
           <w:lang w:val="en-GB"/>
         </w:rPr>
-        <w:t>Populismos latinoamericanos: los tópicos de ayer, de hoy y de siempre</w:t>
-      </w:r>
+        <w:t>Populismos</w:t>
+      </w:r>
+      <w:proofErr w:type="spellEnd"/>
       <w:r>
         <w:rPr>
           <w:rStyle w:val="Zwaar"/>
           <w:rFonts w:ascii="Times New Roman" w:hAnsi="Times New Roman" w:cs="Times New Roman"/>
           <w:b w:val="0"/>
+          <w:i/>
+          <w:sz w:val="24"/>
+          <w:szCs w:val="24"/>
+          <w:lang w:val="en-GB"/>
+        </w:rPr>
+        <w:t xml:space="preserve"> </w:t>
+      </w:r>
+      <w:proofErr w:type="spellStart"/>
+      <w:r>
+        <w:rPr>
+          <w:rStyle w:val="Zwaar"/>
+          <w:rFonts w:ascii="Times New Roman" w:hAnsi="Times New Roman" w:cs="Times New Roman"/>
+          <w:b w:val="0"/>
+          <w:i/>
+          <w:sz w:val="24"/>
+          <w:szCs w:val="24"/>
+          <w:lang w:val="en-GB"/>
+        </w:rPr>
+        <w:t>latinoamericanos</w:t>
+      </w:r>
+      <w:proofErr w:type="spellEnd"/>
+      <w:r>
+        <w:rPr>
+          <w:rStyle w:val="Zwaar"/>
+          <w:rFonts w:ascii="Times New Roman" w:hAnsi="Times New Roman" w:cs="Times New Roman"/>
+          <w:b w:val="0"/>
+          <w:i/>
+          <w:sz w:val="24"/>
+          <w:szCs w:val="24"/>
+          <w:lang w:val="en-GB"/>
+        </w:rPr>
+        <w:t xml:space="preserve">: </w:t>
+      </w:r>
+      <w:proofErr w:type="spellStart"/>
+      <w:r>
+        <w:rPr>
+          <w:rStyle w:val="Zwaar"/>
+          <w:rFonts w:ascii="Times New Roman" w:hAnsi="Times New Roman" w:cs="Times New Roman"/>
+          <w:b w:val="0"/>
+          <w:i/>
+          <w:sz w:val="24"/>
+          <w:szCs w:val="24"/>
+          <w:lang w:val="en-GB"/>
+        </w:rPr>
+        <w:t>los</w:t>
+      </w:r>
+      <w:proofErr w:type="spellEnd"/>
+      <w:r>
+        <w:rPr>
+          <w:rStyle w:val="Zwaar"/>
+          <w:rFonts w:ascii="Times New Roman" w:hAnsi="Times New Roman" w:cs="Times New Roman"/>
+          <w:b w:val="0"/>
+          <w:i/>
+          <w:sz w:val="24"/>
+          <w:szCs w:val="24"/>
+          <w:lang w:val="en-GB"/>
+        </w:rPr>
+        <w:t xml:space="preserve"> </w:t>
+      </w:r>
+      <w:proofErr w:type="spellStart"/>
+      <w:r>
+        <w:rPr>
+          <w:rStyle w:val="Zwaar"/>
+          <w:rFonts w:ascii="Times New Roman" w:hAnsi="Times New Roman" w:cs="Times New Roman"/>
+          <w:b w:val="0"/>
+          <w:i/>
+          <w:sz w:val="24"/>
+          <w:szCs w:val="24"/>
+          <w:lang w:val="en-GB"/>
+        </w:rPr>
+        <w:t>tópicos</w:t>
+      </w:r>
+      <w:proofErr w:type="spellEnd"/>
+      <w:r>
+        <w:rPr>
+          <w:rStyle w:val="Zwaar"/>
+          <w:rFonts w:ascii="Times New Roman" w:hAnsi="Times New Roman" w:cs="Times New Roman"/>
+          <w:b w:val="0"/>
+          <w:i/>
+          <w:sz w:val="24"/>
+          <w:szCs w:val="24"/>
+          <w:lang w:val="en-GB"/>
+        </w:rPr>
+        <w:t xml:space="preserve"> de </w:t>
+      </w:r>
+      <w:proofErr w:type="spellStart"/>
+      <w:r>
+        <w:rPr>
+          <w:rStyle w:val="Zwaar"/>
+          <w:rFonts w:ascii="Times New Roman" w:hAnsi="Times New Roman" w:cs="Times New Roman"/>
+          <w:b w:val="0"/>
+          <w:i/>
+          <w:sz w:val="24"/>
+          <w:szCs w:val="24"/>
+          <w:lang w:val="en-GB"/>
+        </w:rPr>
+        <w:t>ayer</w:t>
+      </w:r>
+      <w:proofErr w:type="spellEnd"/>
+      <w:r>
+        <w:rPr>
+          <w:rStyle w:val="Zwaar"/>
+          <w:rFonts w:ascii="Times New Roman" w:hAnsi="Times New Roman" w:cs="Times New Roman"/>
+          <w:b w:val="0"/>
+          <w:i/>
+          <w:sz w:val="24"/>
+          <w:szCs w:val="24"/>
+          <w:lang w:val="en-GB"/>
+        </w:rPr>
+        <w:t xml:space="preserve">, de hoy y de </w:t>
+      </w:r>
+      <w:proofErr w:type="spellStart"/>
+      <w:r>
+        <w:rPr>
+          <w:rStyle w:val="Zwaar"/>
+          <w:rFonts w:ascii="Times New Roman" w:hAnsi="Times New Roman" w:cs="Times New Roman"/>
+          <w:b w:val="0"/>
+          <w:i/>
+          <w:sz w:val="24"/>
+          <w:szCs w:val="24"/>
+          <w:lang w:val="en-GB"/>
+        </w:rPr>
+        <w:t>siempre</w:t>
+      </w:r>
+      <w:proofErr w:type="spellEnd"/>
+      <w:r>
+        <w:rPr>
+          <w:rStyle w:val="Zwaar"/>
+          <w:rFonts w:ascii="Times New Roman" w:hAnsi="Times New Roman" w:cs="Times New Roman"/>
+          <w:b w:val="0"/>
           <w:sz w:val="24"/>
           <w:szCs w:val="24"/>
           <w:lang w:val="en-GB"/>
@@ -4192,7 +4577,7 @@
         </w:rPr>
         <w:t xml:space="preserve">; </w:t>
       </w:r>
-      <w:hyperlink r:id="rId14" w:history="1">
+      <w:hyperlink r:id="rId13" w:history="1">
         <w:r>
           <w:rPr>
             <w:rStyle w:val="Hyperlink"/>
@@ -4465,7 +4850,7 @@
         </w:rPr>
         <w:t xml:space="preserve">Eisenberg, </w:t>
       </w:r>
-      <w:hyperlink r:id="rId15" w:history="1">
+      <w:hyperlink r:id="rId14" w:history="1">
         <w:r>
           <w:rPr>
             <w:rStyle w:val="Hyperlink"/>
@@ -4489,9 +4874,9 @@
       </w:r>
     </w:p>
     <w:sectPr>
-      <w:headerReference w:type="even" r:id="rId16"/>
-      <w:headerReference w:type="default" r:id="rId17"/>
-      <w:footerReference w:type="default" r:id="rId18"/>
+      <w:headerReference w:type="even" r:id="rId15"/>
+      <w:headerReference w:type="default" r:id="rId16"/>
+      <w:footerReference w:type="default" r:id="rId17"/>
       <w:pgSz w:w="11906" w:h="16838"/>
       <w:pgMar w:top="1418" w:right="1418" w:bottom="1134" w:left="1418" w:header="709" w:footer="709" w:gutter="0"/>
       <w:cols w:space="720"/>
@@ -4502,7 +4887,7 @@
 </file>
 
 <file path=word/endnotes.xml><?xml version="1.0" encoding="utf-8"?>
-<w:endnotes xmlns:wpc="http://schemas.microsoft.com/office/word/2010/wordprocessingCanvas" xmlns:cx="http://schemas.microsoft.com/office/drawing/2014/chartex" xmlns:cx1="http://schemas.microsoft.com/office/drawing/2015/9/8/chartex" xmlns:cx2="http://schemas.microsoft.com/office/drawing/2015/10/21/chartex" xmlns:cx3="http://schemas.microsoft.com/office/drawing/2016/5/9/chartex" xmlns:cx4="http://schemas.microsoft.com/office/drawing/2016/5/10/chartex" xmlns:cx5="http://schemas.microsoft.com/office/drawing/2016/5/11/chartex" xmlns:cx6="http://schemas.microsoft.com/office/drawing/2016/5/12/chartex" xmlns:cx7="http://schemas.microsoft.com/office/drawing/2016/5/13/chartex" xmlns:cx8="http://schemas.microsoft.com/office/drawing/2016/5/14/chartex" xmlns:mc="http://schemas.openxmlformats.org/markup-compatibility/2006" xmlns:aink="http://schemas.microsoft.com/office/drawing/2016/ink" xmlns:am3d="http://schemas.microsoft.com/office/drawing/2017/model3d" xmlns:o="urn:schemas-microsoft-com:office:office" xmlns:oel="http://schemas.microsoft.com/office/2019/extlst" xmlns:r="http://schemas.openxmlformats.org/officeDocument/2006/relationships" xmlns:m="http://schemas.openxmlformats.org/officeDocument/2006/math" xmlns:v="urn:schemas-microsoft-com:vml" xmlns:wp14="http://schemas.microsoft.com/office/word/2010/wordprocessingDrawing" xmlns:wp="http://schemas.openxmlformats.org/drawingml/2006/wordprocessingDrawing" xmlns:w10="urn:schemas-microsoft-com:office:word" xmlns:w="http://schemas.openxmlformats.org/wordprocessingml/2006/main" xmlns:w14="http://schemas.microsoft.com/office/word/2010/wordml" xmlns:w15="http://schemas.microsoft.com/office/word/2012/wordml" xmlns:w16cex="http://schemas.microsoft.com/office/word/2018/wordml/cex" xmlns:w16cid="http://schemas.microsoft.com/office/word/2016/wordml/cid" xmlns:w16="http://schemas.microsoft.com/office/word/2018/wordml" xmlns:w16du="http://schemas.microsoft.com/office/word/2023/wordml/word16du" xmlns:w16sdtdh="http://schemas.microsoft.com/office/word/2020/wordml/sdtdatahash" xmlns:w16sdtfl="http://schemas.microsoft.com/office/word/2024/wordml/sdtformatlock" xmlns:w16se="http://schemas.microsoft.com/office/word/2015/wordml/symex" xmlns:wpg="http://schemas.microsoft.com/office/word/2010/wordprocessingGroup" xmlns:wpi="http://schemas.microsoft.com/office/word/2010/wordprocessingInk" xmlns:wne="http://schemas.microsoft.com/office/word/2006/wordml" xmlns:wps="http://schemas.microsoft.com/office/word/2010/wordprocessingShape" mc:Ignorable="w14 w15 w16se w16cid w16 w16cex w16sdtdh w16sdtfl w16du wp14">
+<w:endnotes xmlns:wpc="http://schemas.microsoft.com/office/word/2010/wordprocessingCanvas" xmlns:cx="http://schemas.microsoft.com/office/drawing/2014/chartex" xmlns:cx1="http://schemas.microsoft.com/office/drawing/2015/9/8/chartex" xmlns:cx2="http://schemas.microsoft.com/office/drawing/2015/10/21/chartex" xmlns:cx3="http://schemas.microsoft.com/office/drawing/2016/5/9/chartex" xmlns:cx4="http://schemas.microsoft.com/office/drawing/2016/5/10/chartex" xmlns:cx5="http://schemas.microsoft.com/office/drawing/2016/5/11/chartex" xmlns:cx6="http://schemas.microsoft.com/office/drawing/2016/5/12/chartex" xmlns:cx7="http://schemas.microsoft.com/office/drawing/2016/5/13/chartex" xmlns:cx8="http://schemas.microsoft.com/office/drawing/2016/5/14/chartex" xmlns:mc="http://schemas.openxmlformats.org/markup-compatibility/2006" xmlns:m="http://schemas.openxmlformats.org/officeDocument/2006/math" xmlns:aink="http://schemas.microsoft.com/office/drawing/2016/ink" xmlns:am3d="http://schemas.microsoft.com/office/drawing/2017/model3d" xmlns:oel="http://schemas.microsoft.com/office/2019/extlst" xmlns:r="http://schemas.openxmlformats.org/officeDocument/2006/relationships" xmlns:wp14="http://schemas.microsoft.com/office/word/2010/wordprocessingDrawing" xmlns:wp="http://schemas.openxmlformats.org/drawingml/2006/wordprocessingDrawing" xmlns:wpg="http://schemas.microsoft.com/office/word/2010/wordprocessingGroup" xmlns:wpi="http://schemas.microsoft.com/office/word/2010/wordprocessingInk" xmlns:wps="http://schemas.microsoft.com/office/word/2010/wordprocessingShape" xmlns:o="urn:schemas-microsoft-com:office:office" xmlns:v="urn:schemas-microsoft-com:vml" xmlns:w10="urn:schemas-microsoft-com:office:word" xmlns:w="http://schemas.openxmlformats.org/wordprocessingml/2006/main" xmlns:w14="http://schemas.microsoft.com/office/word/2010/wordml" xmlns:w15="http://schemas.microsoft.com/office/word/2012/wordml" xmlns:w16cei="http://schemas.microsoft.com/office/word/2026/wordml/cei" xmlns:w16cex="http://schemas.microsoft.com/office/word/2018/wordml/cex" xmlns:w16cid="http://schemas.microsoft.com/office/word/2016/wordml/cid" xmlns:w16="http://schemas.microsoft.com/office/word/2018/wordml" xmlns:w16sdtdh="http://schemas.microsoft.com/office/word/2020/wordml/sdtdatahash" xmlns:w16sdtfl="http://schemas.microsoft.com/office/word/2024/wordml/sdtformatlock" xmlns:w16se="http://schemas.microsoft.com/office/word/2015/wordml/symex" xmlns:w16du="http://schemas.microsoft.com/office/word/2023/wordml/word16du" xmlns:wne="http://schemas.microsoft.com/office/word/2006/wordml" mc:Ignorable="w14 w15 w16se w16cid w16 w16cex w16sdtdh w16sdtfl w16du wp14">
   <w:endnote w:type="separator" w:id="-1">
     <w:p>
       <w:pPr>
@@ -4527,7 +4912,7 @@
 </file>
 
 <file path=word/footer1.xml><?xml version="1.0" encoding="utf-8"?>
-<w:ftr xmlns:wpc="http://schemas.microsoft.com/office/word/2010/wordprocessingCanvas" xmlns:cx="http://schemas.microsoft.com/office/drawing/2014/chartex" xmlns:cx1="http://schemas.microsoft.com/office/drawing/2015/9/8/chartex" xmlns:cx2="http://schemas.microsoft.com/office/drawing/2015/10/21/chartex" xmlns:cx3="http://schemas.microsoft.com/office/drawing/2016/5/9/chartex" xmlns:cx4="http://schemas.microsoft.com/office/drawing/2016/5/10/chartex" xmlns:cx5="http://schemas.microsoft.com/office/drawing/2016/5/11/chartex" xmlns:cx6="http://schemas.microsoft.com/office/drawing/2016/5/12/chartex" xmlns:cx7="http://schemas.microsoft.com/office/drawing/2016/5/13/chartex" xmlns:cx8="http://schemas.microsoft.com/office/drawing/2016/5/14/chartex" xmlns:mc="http://schemas.openxmlformats.org/markup-compatibility/2006" xmlns:aink="http://schemas.microsoft.com/office/drawing/2016/ink" xmlns:am3d="http://schemas.microsoft.com/office/drawing/2017/model3d" xmlns:o="urn:schemas-microsoft-com:office:office" xmlns:oel="http://schemas.microsoft.com/office/2019/extlst" xmlns:r="http://schemas.openxmlformats.org/officeDocument/2006/relationships" xmlns:m="http://schemas.openxmlformats.org/officeDocument/2006/math" xmlns:v="urn:schemas-microsoft-com:vml" xmlns:wp14="http://schemas.microsoft.com/office/word/2010/wordprocessingDrawing" xmlns:wp="http://schemas.openxmlformats.org/drawingml/2006/wordprocessingDrawing" xmlns:w10="urn:schemas-microsoft-com:office:word" xmlns:w="http://schemas.openxmlformats.org/wordprocessingml/2006/main" xmlns:w14="http://schemas.microsoft.com/office/word/2010/wordml" xmlns:w15="http://schemas.microsoft.com/office/word/2012/wordml" xmlns:w16cex="http://schemas.microsoft.com/office/word/2018/wordml/cex" xmlns:w16cid="http://schemas.microsoft.com/office/word/2016/wordml/cid" xmlns:w16="http://schemas.microsoft.com/office/word/2018/wordml" xmlns:w16du="http://schemas.microsoft.com/office/word/2023/wordml/word16du" xmlns:w16sdtdh="http://schemas.microsoft.com/office/word/2020/wordml/sdtdatahash" xmlns:w16sdtfl="http://schemas.microsoft.com/office/word/2024/wordml/sdtformatlock" xmlns:w16se="http://schemas.microsoft.com/office/word/2015/wordml/symex" xmlns:wpg="http://schemas.microsoft.com/office/word/2010/wordprocessingGroup" xmlns:wpi="http://schemas.microsoft.com/office/word/2010/wordprocessingInk" xmlns:wne="http://schemas.microsoft.com/office/word/2006/wordml" xmlns:wps="http://schemas.microsoft.com/office/word/2010/wordprocessingShape" mc:Ignorable="w14 w15 w16se w16cid w16 w16cex w16sdtdh w16sdtfl w16du wp14">
+<w:ftr xmlns:wpc="http://schemas.microsoft.com/office/word/2010/wordprocessingCanvas" xmlns:cx="http://schemas.microsoft.com/office/drawing/2014/chartex" xmlns:cx1="http://schemas.microsoft.com/office/drawing/2015/9/8/chartex" xmlns:cx2="http://schemas.microsoft.com/office/drawing/2015/10/21/chartex" xmlns:cx3="http://schemas.microsoft.com/office/drawing/2016/5/9/chartex" xmlns:cx4="http://schemas.microsoft.com/office/drawing/2016/5/10/chartex" xmlns:cx5="http://schemas.microsoft.com/office/drawing/2016/5/11/chartex" xmlns:cx6="http://schemas.microsoft.com/office/drawing/2016/5/12/chartex" xmlns:cx7="http://schemas.microsoft.com/office/drawing/2016/5/13/chartex" xmlns:cx8="http://schemas.microsoft.com/office/drawing/2016/5/14/chartex" xmlns:mc="http://schemas.openxmlformats.org/markup-compatibility/2006" xmlns:m="http://schemas.openxmlformats.org/officeDocument/2006/math" xmlns:aink="http://schemas.microsoft.com/office/drawing/2016/ink" xmlns:am3d="http://schemas.microsoft.com/office/drawing/2017/model3d" xmlns:oel="http://schemas.microsoft.com/office/2019/extlst" xmlns:r="http://schemas.openxmlformats.org/officeDocument/2006/relationships" xmlns:wp14="http://schemas.microsoft.com/office/word/2010/wordprocessingDrawing" xmlns:wp="http://schemas.openxmlformats.org/drawingml/2006/wordprocessingDrawing" xmlns:wpg="http://schemas.microsoft.com/office/word/2010/wordprocessingGroup" xmlns:wpi="http://schemas.microsoft.com/office/word/2010/wordprocessingInk" xmlns:wps="http://schemas.microsoft.com/office/word/2010/wordprocessingShape" xmlns:o="urn:schemas-microsoft-com:office:office" xmlns:v="urn:schemas-microsoft-com:vml" xmlns:w10="urn:schemas-microsoft-com:office:word" xmlns:w="http://schemas.openxmlformats.org/wordprocessingml/2006/main" xmlns:w14="http://schemas.microsoft.com/office/word/2010/wordml" xmlns:w15="http://schemas.microsoft.com/office/word/2012/wordml" xmlns:w16cei="http://schemas.microsoft.com/office/word/2026/wordml/cei" xmlns:w16cex="http://schemas.microsoft.com/office/word/2018/wordml/cex" xmlns:w16cid="http://schemas.microsoft.com/office/word/2016/wordml/cid" xmlns:w16="http://schemas.microsoft.com/office/word/2018/wordml" xmlns:w16sdtdh="http://schemas.microsoft.com/office/word/2020/wordml/sdtdatahash" xmlns:w16sdtfl="http://schemas.microsoft.com/office/word/2024/wordml/sdtformatlock" xmlns:w16se="http://schemas.microsoft.com/office/word/2015/wordml/symex" xmlns:w16du="http://schemas.microsoft.com/office/word/2023/wordml/word16du" xmlns:wne="http://schemas.microsoft.com/office/word/2006/wordml" mc:Ignorable="w14 w15 w16se w16cid w16 w16cex w16sdtdh w16sdtfl w16du wp14">
   <w:p>
     <w:pPr>
       <w:pStyle w:val="Voettekst"/>
@@ -4554,14 +4939,52 @@
       </w:rPr>
       <w:t xml:space="preserve">IO BIO, </w:t>
     </w:r>
+    <w:proofErr w:type="spellStart"/>
     <w:r>
       <w:rPr>
         <w:rFonts w:ascii="Times New Roman" w:hAnsi="Times New Roman"/>
         <w:i/>
         <w:sz w:val="20"/>
       </w:rPr>
-      <w:t>Biographical Dictionary of Secretaries-General of International Organizations</w:t>
+      <w:t>Biographical</w:t>
     </w:r>
+    <w:proofErr w:type="spellEnd"/>
+    <w:r>
+      <w:rPr>
+        <w:rFonts w:ascii="Times New Roman" w:hAnsi="Times New Roman"/>
+        <w:i/>
+        <w:sz w:val="20"/>
+      </w:rPr>
+      <w:t xml:space="preserve"> Dictionary of </w:t>
+    </w:r>
+    <w:proofErr w:type="spellStart"/>
+    <w:r>
+      <w:rPr>
+        <w:rFonts w:ascii="Times New Roman" w:hAnsi="Times New Roman"/>
+        <w:i/>
+        <w:sz w:val="20"/>
+      </w:rPr>
+      <w:t>Secretaries</w:t>
+    </w:r>
+    <w:proofErr w:type="spellEnd"/>
+    <w:r>
+      <w:rPr>
+        <w:rFonts w:ascii="Times New Roman" w:hAnsi="Times New Roman"/>
+        <w:i/>
+        <w:sz w:val="20"/>
+      </w:rPr>
+      <w:t xml:space="preserve">-General of International </w:t>
+    </w:r>
+    <w:proofErr w:type="spellStart"/>
+    <w:r>
+      <w:rPr>
+        <w:rFonts w:ascii="Times New Roman" w:hAnsi="Times New Roman"/>
+        <w:i/>
+        <w:sz w:val="20"/>
+      </w:rPr>
+      <w:t>Organizations</w:t>
+    </w:r>
+    <w:proofErr w:type="spellEnd"/>
     <w:r>
       <w:rPr>
         <w:rFonts w:ascii="Times New Roman" w:hAnsi="Times New Roman"/>
@@ -4592,7 +5015,7 @@
 </file>
 
 <file path=word/footnotes.xml><?xml version="1.0" encoding="utf-8"?>
-<w:footnotes xmlns:wpc="http://schemas.microsoft.com/office/word/2010/wordprocessingCanvas" xmlns:cx="http://schemas.microsoft.com/office/drawing/2014/chartex" xmlns:cx1="http://schemas.microsoft.com/office/drawing/2015/9/8/chartex" xmlns:cx2="http://schemas.microsoft.com/office/drawing/2015/10/21/chartex" xmlns:cx3="http://schemas.microsoft.com/office/drawing/2016/5/9/chartex" xmlns:cx4="http://schemas.microsoft.com/office/drawing/2016/5/10/chartex" xmlns:cx5="http://schemas.microsoft.com/office/drawing/2016/5/11/chartex" xmlns:cx6="http://schemas.microsoft.com/office/drawing/2016/5/12/chartex" xmlns:cx7="http://schemas.microsoft.com/office/drawing/2016/5/13/chartex" xmlns:cx8="http://schemas.microsoft.com/office/drawing/2016/5/14/chartex" xmlns:mc="http://schemas.openxmlformats.org/markup-compatibility/2006" xmlns:aink="http://schemas.microsoft.com/office/drawing/2016/ink" xmlns:am3d="http://schemas.microsoft.com/office/drawing/2017/model3d" xmlns:o="urn:schemas-microsoft-com:office:office" xmlns:oel="http://schemas.microsoft.com/office/2019/extlst" xmlns:r="http://schemas.openxmlformats.org/officeDocument/2006/relationships" xmlns:m="http://schemas.openxmlformats.org/officeDocument/2006/math" xmlns:v="urn:schemas-microsoft-com:vml" xmlns:wp14="http://schemas.microsoft.com/office/word/2010/wordprocessingDrawing" xmlns:wp="http://schemas.openxmlformats.org/drawingml/2006/wordprocessingDrawing" xmlns:w10="urn:schemas-microsoft-com:office:word" xmlns:w="http://schemas.openxmlformats.org/wordprocessingml/2006/main" xmlns:w14="http://schemas.microsoft.com/office/word/2010/wordml" xmlns:w15="http://schemas.microsoft.com/office/word/2012/wordml" xmlns:w16cex="http://schemas.microsoft.com/office/word/2018/wordml/cex" xmlns:w16cid="http://schemas.microsoft.com/office/word/2016/wordml/cid" xmlns:w16="http://schemas.microsoft.com/office/word/2018/wordml" xmlns:w16du="http://schemas.microsoft.com/office/word/2023/wordml/word16du" xmlns:w16sdtdh="http://schemas.microsoft.com/office/word/2020/wordml/sdtdatahash" xmlns:w16sdtfl="http://schemas.microsoft.com/office/word/2024/wordml/sdtformatlock" xmlns:w16se="http://schemas.microsoft.com/office/word/2015/wordml/symex" xmlns:wpg="http://schemas.microsoft.com/office/word/2010/wordprocessingGroup" xmlns:wpi="http://schemas.microsoft.com/office/word/2010/wordprocessingInk" xmlns:wne="http://schemas.microsoft.com/office/word/2006/wordml" xmlns:wps="http://schemas.microsoft.com/office/word/2010/wordprocessingShape" mc:Ignorable="w14 w15 w16se w16cid w16 w16cex w16sdtdh w16sdtfl w16du wp14">
+<w:footnotes xmlns:wpc="http://schemas.microsoft.com/office/word/2010/wordprocessingCanvas" xmlns:cx="http://schemas.microsoft.com/office/drawing/2014/chartex" xmlns:cx1="http://schemas.microsoft.com/office/drawing/2015/9/8/chartex" xmlns:cx2="http://schemas.microsoft.com/office/drawing/2015/10/21/chartex" xmlns:cx3="http://schemas.microsoft.com/office/drawing/2016/5/9/chartex" xmlns:cx4="http://schemas.microsoft.com/office/drawing/2016/5/10/chartex" xmlns:cx5="http://schemas.microsoft.com/office/drawing/2016/5/11/chartex" xmlns:cx6="http://schemas.microsoft.com/office/drawing/2016/5/12/chartex" xmlns:cx7="http://schemas.microsoft.com/office/drawing/2016/5/13/chartex" xmlns:cx8="http://schemas.microsoft.com/office/drawing/2016/5/14/chartex" xmlns:mc="http://schemas.openxmlformats.org/markup-compatibility/2006" xmlns:m="http://schemas.openxmlformats.org/officeDocument/2006/math" xmlns:aink="http://schemas.microsoft.com/office/drawing/2016/ink" xmlns:am3d="http://schemas.microsoft.com/office/drawing/2017/model3d" xmlns:oel="http://schemas.microsoft.com/office/2019/extlst" xmlns:r="http://schemas.openxmlformats.org/officeDocument/2006/relationships" xmlns:wp14="http://schemas.microsoft.com/office/word/2010/wordprocessingDrawing" xmlns:wp="http://schemas.openxmlformats.org/drawingml/2006/wordprocessingDrawing" xmlns:wpg="http://schemas.microsoft.com/office/word/2010/wordprocessingGroup" xmlns:wpi="http://schemas.microsoft.com/office/word/2010/wordprocessingInk" xmlns:wps="http://schemas.microsoft.com/office/word/2010/wordprocessingShape" xmlns:o="urn:schemas-microsoft-com:office:office" xmlns:v="urn:schemas-microsoft-com:vml" xmlns:w10="urn:schemas-microsoft-com:office:word" xmlns:w="http://schemas.openxmlformats.org/wordprocessingml/2006/main" xmlns:w14="http://schemas.microsoft.com/office/word/2010/wordml" xmlns:w15="http://schemas.microsoft.com/office/word/2012/wordml" xmlns:w16cei="http://schemas.microsoft.com/office/word/2026/wordml/cei" xmlns:w16cex="http://schemas.microsoft.com/office/word/2018/wordml/cex" xmlns:w16cid="http://schemas.microsoft.com/office/word/2016/wordml/cid" xmlns:w16="http://schemas.microsoft.com/office/word/2018/wordml" xmlns:w16sdtdh="http://schemas.microsoft.com/office/word/2020/wordml/sdtdatahash" xmlns:w16sdtfl="http://schemas.microsoft.com/office/word/2024/wordml/sdtformatlock" xmlns:w16se="http://schemas.microsoft.com/office/word/2015/wordml/symex" xmlns:w16du="http://schemas.microsoft.com/office/word/2023/wordml/word16du" xmlns:wne="http://schemas.microsoft.com/office/word/2006/wordml" mc:Ignorable="w14 w15 w16se w16cid w16 w16cex w16sdtdh w16sdtfl w16du wp14">
   <w:footnote w:type="separator" w:id="-1">
     <w:p>
       <w:pPr>
@@ -4617,7 +5040,7 @@
 </file>
 
 <file path=word/header1.xml><?xml version="1.0" encoding="utf-8"?>
-<w:hdr xmlns:wpc="http://schemas.microsoft.com/office/word/2010/wordprocessingCanvas" xmlns:cx="http://schemas.microsoft.com/office/drawing/2014/chartex" xmlns:cx1="http://schemas.microsoft.com/office/drawing/2015/9/8/chartex" xmlns:cx2="http://schemas.microsoft.com/office/drawing/2015/10/21/chartex" xmlns:cx3="http://schemas.microsoft.com/office/drawing/2016/5/9/chartex" xmlns:cx4="http://schemas.microsoft.com/office/drawing/2016/5/10/chartex" xmlns:cx5="http://schemas.microsoft.com/office/drawing/2016/5/11/chartex" xmlns:cx6="http://schemas.microsoft.com/office/drawing/2016/5/12/chartex" xmlns:cx7="http://schemas.microsoft.com/office/drawing/2016/5/13/chartex" xmlns:cx8="http://schemas.microsoft.com/office/drawing/2016/5/14/chartex" xmlns:mc="http://schemas.openxmlformats.org/markup-compatibility/2006" xmlns:aink="http://schemas.microsoft.com/office/drawing/2016/ink" xmlns:am3d="http://schemas.microsoft.com/office/drawing/2017/model3d" xmlns:o="urn:schemas-microsoft-com:office:office" xmlns:oel="http://schemas.microsoft.com/office/2019/extlst" xmlns:r="http://schemas.openxmlformats.org/officeDocument/2006/relationships" xmlns:m="http://schemas.openxmlformats.org/officeDocument/2006/math" xmlns:v="urn:schemas-microsoft-com:vml" xmlns:wp14="http://schemas.microsoft.com/office/word/2010/wordprocessingDrawing" xmlns:wp="http://schemas.openxmlformats.org/drawingml/2006/wordprocessingDrawing" xmlns:w10="urn:schemas-microsoft-com:office:word" xmlns:w="http://schemas.openxmlformats.org/wordprocessingml/2006/main" xmlns:w14="http://schemas.microsoft.com/office/word/2010/wordml" xmlns:w15="http://schemas.microsoft.com/office/word/2012/wordml" xmlns:w16cex="http://schemas.microsoft.com/office/word/2018/wordml/cex" xmlns:w16cid="http://schemas.microsoft.com/office/word/2016/wordml/cid" xmlns:w16="http://schemas.microsoft.com/office/word/2018/wordml" xmlns:w16du="http://schemas.microsoft.com/office/word/2023/wordml/word16du" xmlns:w16sdtdh="http://schemas.microsoft.com/office/word/2020/wordml/sdtdatahash" xmlns:w16sdtfl="http://schemas.microsoft.com/office/word/2024/wordml/sdtformatlock" xmlns:w16se="http://schemas.microsoft.com/office/word/2015/wordml/symex" xmlns:wpg="http://schemas.microsoft.com/office/word/2010/wordprocessingGroup" xmlns:wpi="http://schemas.microsoft.com/office/word/2010/wordprocessingInk" xmlns:wne="http://schemas.microsoft.com/office/word/2006/wordml" xmlns:wps="http://schemas.microsoft.com/office/word/2010/wordprocessingShape" mc:Ignorable="w14 w15 w16se w16cid w16 w16cex w16sdtdh w16sdtfl w16du wp14">
+<w:hdr xmlns:wpc="http://schemas.microsoft.com/office/word/2010/wordprocessingCanvas" xmlns:cx="http://schemas.microsoft.com/office/drawing/2014/chartex" xmlns:cx1="http://schemas.microsoft.com/office/drawing/2015/9/8/chartex" xmlns:cx2="http://schemas.microsoft.com/office/drawing/2015/10/21/chartex" xmlns:cx3="http://schemas.microsoft.com/office/drawing/2016/5/9/chartex" xmlns:cx4="http://schemas.microsoft.com/office/drawing/2016/5/10/chartex" xmlns:cx5="http://schemas.microsoft.com/office/drawing/2016/5/11/chartex" xmlns:cx6="http://schemas.microsoft.com/office/drawing/2016/5/12/chartex" xmlns:cx7="http://schemas.microsoft.com/office/drawing/2016/5/13/chartex" xmlns:cx8="http://schemas.microsoft.com/office/drawing/2016/5/14/chartex" xmlns:mc="http://schemas.openxmlformats.org/markup-compatibility/2006" xmlns:m="http://schemas.openxmlformats.org/officeDocument/2006/math" xmlns:aink="http://schemas.microsoft.com/office/drawing/2016/ink" xmlns:am3d="http://schemas.microsoft.com/office/drawing/2017/model3d" xmlns:oel="http://schemas.microsoft.com/office/2019/extlst" xmlns:r="http://schemas.openxmlformats.org/officeDocument/2006/relationships" xmlns:wp14="http://schemas.microsoft.com/office/word/2010/wordprocessingDrawing" xmlns:wp="http://schemas.openxmlformats.org/drawingml/2006/wordprocessingDrawing" xmlns:wpg="http://schemas.microsoft.com/office/word/2010/wordprocessingGroup" xmlns:wpi="http://schemas.microsoft.com/office/word/2010/wordprocessingInk" xmlns:wps="http://schemas.microsoft.com/office/word/2010/wordprocessingShape" xmlns:o="urn:schemas-microsoft-com:office:office" xmlns:v="urn:schemas-microsoft-com:vml" xmlns:w10="urn:schemas-microsoft-com:office:word" xmlns:w="http://schemas.openxmlformats.org/wordprocessingml/2006/main" xmlns:w14="http://schemas.microsoft.com/office/word/2010/wordml" xmlns:w15="http://schemas.microsoft.com/office/word/2012/wordml" xmlns:w16cei="http://schemas.microsoft.com/office/word/2026/wordml/cei" xmlns:w16cex="http://schemas.microsoft.com/office/word/2018/wordml/cex" xmlns:w16cid="http://schemas.microsoft.com/office/word/2016/wordml/cid" xmlns:w16="http://schemas.microsoft.com/office/word/2018/wordml" xmlns:w16sdtdh="http://schemas.microsoft.com/office/word/2020/wordml/sdtdatahash" xmlns:w16sdtfl="http://schemas.microsoft.com/office/word/2024/wordml/sdtformatlock" xmlns:w16se="http://schemas.microsoft.com/office/word/2015/wordml/symex" xmlns:w16du="http://schemas.microsoft.com/office/word/2023/wordml/word16du" xmlns:wne="http://schemas.microsoft.com/office/word/2006/wordml" mc:Ignorable="w14 w15 w16se w16cid w16 w16cex w16sdtdh w16sdtfl w16du wp14">
   <w:p>
     <w:pPr>
       <w:pStyle w:val="Koptekst"/>
@@ -4655,7 +5078,7 @@
 </file>
 
 <file path=word/header2.xml><?xml version="1.0" encoding="utf-8"?>
-<w:hdr xmlns:wpc="http://schemas.microsoft.com/office/word/2010/wordprocessingCanvas" xmlns:cx="http://schemas.microsoft.com/office/drawing/2014/chartex" xmlns:cx1="http://schemas.microsoft.com/office/drawing/2015/9/8/chartex" xmlns:cx2="http://schemas.microsoft.com/office/drawing/2015/10/21/chartex" xmlns:cx3="http://schemas.microsoft.com/office/drawing/2016/5/9/chartex" xmlns:cx4="http://schemas.microsoft.com/office/drawing/2016/5/10/chartex" xmlns:cx5="http://schemas.microsoft.com/office/drawing/2016/5/11/chartex" xmlns:cx6="http://schemas.microsoft.com/office/drawing/2016/5/12/chartex" xmlns:cx7="http://schemas.microsoft.com/office/drawing/2016/5/13/chartex" xmlns:cx8="http://schemas.microsoft.com/office/drawing/2016/5/14/chartex" xmlns:mc="http://schemas.openxmlformats.org/markup-compatibility/2006" xmlns:aink="http://schemas.microsoft.com/office/drawing/2016/ink" xmlns:am3d="http://schemas.microsoft.com/office/drawing/2017/model3d" xmlns:o="urn:schemas-microsoft-com:office:office" xmlns:oel="http://schemas.microsoft.com/office/2019/extlst" xmlns:r="http://schemas.openxmlformats.org/officeDocument/2006/relationships" xmlns:m="http://schemas.openxmlformats.org/officeDocument/2006/math" xmlns:v="urn:schemas-microsoft-com:vml" xmlns:wp14="http://schemas.microsoft.com/office/word/2010/wordprocessingDrawing" xmlns:wp="http://schemas.openxmlformats.org/drawingml/2006/wordprocessingDrawing" xmlns:w10="urn:schemas-microsoft-com:office:word" xmlns:w="http://schemas.openxmlformats.org/wordprocessingml/2006/main" xmlns:w14="http://schemas.microsoft.com/office/word/2010/wordml" xmlns:w15="http://schemas.microsoft.com/office/word/2012/wordml" xmlns:w16cex="http://schemas.microsoft.com/office/word/2018/wordml/cex" xmlns:w16cid="http://schemas.microsoft.com/office/word/2016/wordml/cid" xmlns:w16="http://schemas.microsoft.com/office/word/2018/wordml" xmlns:w16du="http://schemas.microsoft.com/office/word/2023/wordml/word16du" xmlns:w16sdtdh="http://schemas.microsoft.com/office/word/2020/wordml/sdtdatahash" xmlns:w16sdtfl="http://schemas.microsoft.com/office/word/2024/wordml/sdtformatlock" xmlns:w16se="http://schemas.microsoft.com/office/word/2015/wordml/symex" xmlns:wpg="http://schemas.microsoft.com/office/word/2010/wordprocessingGroup" xmlns:wpi="http://schemas.microsoft.com/office/word/2010/wordprocessingInk" xmlns:wne="http://schemas.microsoft.com/office/word/2006/wordml" xmlns:wps="http://schemas.microsoft.com/office/word/2010/wordprocessingShape" mc:Ignorable="w14 w15 w16se w16cid w16 w16cex w16sdtdh w16sdtfl w16du wp14">
+<w:hdr xmlns:wpc="http://schemas.microsoft.com/office/word/2010/wordprocessingCanvas" xmlns:cx="http://schemas.microsoft.com/office/drawing/2014/chartex" xmlns:cx1="http://schemas.microsoft.com/office/drawing/2015/9/8/chartex" xmlns:cx2="http://schemas.microsoft.com/office/drawing/2015/10/21/chartex" xmlns:cx3="http://schemas.microsoft.com/office/drawing/2016/5/9/chartex" xmlns:cx4="http://schemas.microsoft.com/office/drawing/2016/5/10/chartex" xmlns:cx5="http://schemas.microsoft.com/office/drawing/2016/5/11/chartex" xmlns:cx6="http://schemas.microsoft.com/office/drawing/2016/5/12/chartex" xmlns:cx7="http://schemas.microsoft.com/office/drawing/2016/5/13/chartex" xmlns:cx8="http://schemas.microsoft.com/office/drawing/2016/5/14/chartex" xmlns:mc="http://schemas.openxmlformats.org/markup-compatibility/2006" xmlns:m="http://schemas.openxmlformats.org/officeDocument/2006/math" xmlns:aink="http://schemas.microsoft.com/office/drawing/2016/ink" xmlns:am3d="http://schemas.microsoft.com/office/drawing/2017/model3d" xmlns:oel="http://schemas.microsoft.com/office/2019/extlst" xmlns:r="http://schemas.openxmlformats.org/officeDocument/2006/relationships" xmlns:wp14="http://schemas.microsoft.com/office/word/2010/wordprocessingDrawing" xmlns:wp="http://schemas.openxmlformats.org/drawingml/2006/wordprocessingDrawing" xmlns:wpg="http://schemas.microsoft.com/office/word/2010/wordprocessingGroup" xmlns:wpi="http://schemas.microsoft.com/office/word/2010/wordprocessingInk" xmlns:wps="http://schemas.microsoft.com/office/word/2010/wordprocessingShape" xmlns:o="urn:schemas-microsoft-com:office:office" xmlns:v="urn:schemas-microsoft-com:vml" xmlns:w10="urn:schemas-microsoft-com:office:word" xmlns:w="http://schemas.openxmlformats.org/wordprocessingml/2006/main" xmlns:w14="http://schemas.microsoft.com/office/word/2010/wordml" xmlns:w15="http://schemas.microsoft.com/office/word/2012/wordml" xmlns:w16cei="http://schemas.microsoft.com/office/word/2026/wordml/cei" xmlns:w16cex="http://schemas.microsoft.com/office/word/2018/wordml/cex" xmlns:w16cid="http://schemas.microsoft.com/office/word/2016/wordml/cid" xmlns:w16="http://schemas.microsoft.com/office/word/2018/wordml" xmlns:w16sdtdh="http://schemas.microsoft.com/office/word/2020/wordml/sdtdatahash" xmlns:w16sdtfl="http://schemas.microsoft.com/office/word/2024/wordml/sdtformatlock" xmlns:w16se="http://schemas.microsoft.com/office/word/2015/wordml/symex" xmlns:w16du="http://schemas.microsoft.com/office/word/2023/wordml/word16du" xmlns:wne="http://schemas.microsoft.com/office/word/2006/wordml" mc:Ignorable="w14 w15 w16se w16cid w16 w16cex w16sdtdh w16sdtfl w16du wp14">
   <w:p>
     <w:pPr>
       <w:pStyle w:val="Koptekst"/>
@@ -4717,7 +5140,7 @@
 </file>
 
 <file path=word/numbering.xml><?xml version="1.0" encoding="utf-8"?>
-<w:numbering xmlns:wpc="http://schemas.microsoft.com/office/word/2010/wordprocessingCanvas" xmlns:cx="http://schemas.microsoft.com/office/drawing/2014/chartex" xmlns:cx1="http://schemas.microsoft.com/office/drawing/2015/9/8/chartex" xmlns:cx2="http://schemas.microsoft.com/office/drawing/2015/10/21/chartex" xmlns:cx3="http://schemas.microsoft.com/office/drawing/2016/5/9/chartex" xmlns:cx4="http://schemas.microsoft.com/office/drawing/2016/5/10/chartex" xmlns:cx5="http://schemas.microsoft.com/office/drawing/2016/5/11/chartex" xmlns:cx6="http://schemas.microsoft.com/office/drawing/2016/5/12/chartex" xmlns:cx7="http://schemas.microsoft.com/office/drawing/2016/5/13/chartex" xmlns:cx8="http://schemas.microsoft.com/office/drawing/2016/5/14/chartex" xmlns:mc="http://schemas.openxmlformats.org/markup-compatibility/2006" xmlns:aink="http://schemas.microsoft.com/office/drawing/2016/ink" xmlns:am3d="http://schemas.microsoft.com/office/drawing/2017/model3d" xmlns:o="urn:schemas-microsoft-com:office:office" xmlns:oel="http://schemas.microsoft.com/office/2019/extlst" xmlns:r="http://schemas.openxmlformats.org/officeDocument/2006/relationships" xmlns:m="http://schemas.openxmlformats.org/officeDocument/2006/math" xmlns:v="urn:schemas-microsoft-com:vml" xmlns:wp14="http://schemas.microsoft.com/office/word/2010/wordprocessingDrawing" xmlns:wp="http://schemas.openxmlformats.org/drawingml/2006/wordprocessingDrawing" xmlns:w10="urn:schemas-microsoft-com:office:word" xmlns:w="http://schemas.openxmlformats.org/wordprocessingml/2006/main" xmlns:w14="http://schemas.microsoft.com/office/word/2010/wordml" xmlns:w15="http://schemas.microsoft.com/office/word/2012/wordml" xmlns:w16cex="http://schemas.microsoft.com/office/word/2018/wordml/cex" xmlns:w16cid="http://schemas.microsoft.com/office/word/2016/wordml/cid" xmlns:w16="http://schemas.microsoft.com/office/word/2018/wordml" xmlns:w16du="http://schemas.microsoft.com/office/word/2023/wordml/word16du" xmlns:w16sdtdh="http://schemas.microsoft.com/office/word/2020/wordml/sdtdatahash" xmlns:w16sdtfl="http://schemas.microsoft.com/office/word/2024/wordml/sdtformatlock" xmlns:w16se="http://schemas.microsoft.com/office/word/2015/wordml/symex" xmlns:wpg="http://schemas.microsoft.com/office/word/2010/wordprocessingGroup" xmlns:wpi="http://schemas.microsoft.com/office/word/2010/wordprocessingInk" xmlns:wne="http://schemas.microsoft.com/office/word/2006/wordml" xmlns:wps="http://schemas.microsoft.com/office/word/2010/wordprocessingShape" mc:Ignorable="w14 w15 w16se w16cid w16 w16cex w16sdtdh w16sdtfl w16du wp14">
+<w:numbering xmlns:wpc="http://schemas.microsoft.com/office/word/2010/wordprocessingCanvas" xmlns:cx="http://schemas.microsoft.com/office/drawing/2014/chartex" xmlns:cx1="http://schemas.microsoft.com/office/drawing/2015/9/8/chartex" xmlns:cx2="http://schemas.microsoft.com/office/drawing/2015/10/21/chartex" xmlns:cx3="http://schemas.microsoft.com/office/drawing/2016/5/9/chartex" xmlns:cx4="http://schemas.microsoft.com/office/drawing/2016/5/10/chartex" xmlns:cx5="http://schemas.microsoft.com/office/drawing/2016/5/11/chartex" xmlns:cx6="http://schemas.microsoft.com/office/drawing/2016/5/12/chartex" xmlns:cx7="http://schemas.microsoft.com/office/drawing/2016/5/13/chartex" xmlns:cx8="http://schemas.microsoft.com/office/drawing/2016/5/14/chartex" xmlns:mc="http://schemas.openxmlformats.org/markup-compatibility/2006" xmlns:m="http://schemas.openxmlformats.org/officeDocument/2006/math" xmlns:aink="http://schemas.microsoft.com/office/drawing/2016/ink" xmlns:am3d="http://schemas.microsoft.com/office/drawing/2017/model3d" xmlns:oel="http://schemas.microsoft.com/office/2019/extlst" xmlns:r="http://schemas.openxmlformats.org/officeDocument/2006/relationships" xmlns:wp14="http://schemas.microsoft.com/office/word/2010/wordprocessingDrawing" xmlns:wp="http://schemas.openxmlformats.org/drawingml/2006/wordprocessingDrawing" xmlns:wpg="http://schemas.microsoft.com/office/word/2010/wordprocessingGroup" xmlns:wpi="http://schemas.microsoft.com/office/word/2010/wordprocessingInk" xmlns:wps="http://schemas.microsoft.com/office/word/2010/wordprocessingShape" xmlns:o="urn:schemas-microsoft-com:office:office" xmlns:v="urn:schemas-microsoft-com:vml" xmlns:w10="urn:schemas-microsoft-com:office:word" xmlns:w="http://schemas.openxmlformats.org/wordprocessingml/2006/main" xmlns:w14="http://schemas.microsoft.com/office/word/2010/wordml" xmlns:w15="http://schemas.microsoft.com/office/word/2012/wordml" xmlns:w16cei="http://schemas.microsoft.com/office/word/2026/wordml/cei" xmlns:w16cex="http://schemas.microsoft.com/office/word/2018/wordml/cex" xmlns:w16cid="http://schemas.microsoft.com/office/word/2016/wordml/cid" xmlns:w16="http://schemas.microsoft.com/office/word/2018/wordml" xmlns:w16sdtdh="http://schemas.microsoft.com/office/word/2020/wordml/sdtdatahash" xmlns:w16sdtfl="http://schemas.microsoft.com/office/word/2024/wordml/sdtformatlock" xmlns:w16se="http://schemas.microsoft.com/office/word/2015/wordml/symex" xmlns:w16du="http://schemas.microsoft.com/office/word/2023/wordml/word16du" xmlns:wne="http://schemas.microsoft.com/office/word/2006/wordml" mc:Ignorable="w14 w15 w16se w16cid w16 w16cex w16sdtdh w16sdtfl w16du wp14">
   <w:abstractNum w:abstractNumId="0" w15:restartNumberingAfterBreak="0">
     <w:nsid w:val="041E2A29"/>
     <w:multiLevelType w:val="multilevel"/>
@@ -5661,7 +6084,7 @@
 </file>
 
 <file path=word/styles.xml><?xml version="1.0" encoding="utf-8"?>
-<w:styles xmlns:mc="http://schemas.openxmlformats.org/markup-compatibility/2006" xmlns:r="http://schemas.openxmlformats.org/officeDocument/2006/relationships" xmlns:w="http://schemas.openxmlformats.org/wordprocessingml/2006/main" xmlns:w14="http://schemas.microsoft.com/office/word/2010/wordml" xmlns:w15="http://schemas.microsoft.com/office/word/2012/wordml" xmlns:w16cex="http://schemas.microsoft.com/office/word/2018/wordml/cex" xmlns:w16cid="http://schemas.microsoft.com/office/word/2016/wordml/cid" xmlns:w16="http://schemas.microsoft.com/office/word/2018/wordml" xmlns:w16du="http://schemas.microsoft.com/office/word/2023/wordml/word16du" xmlns:w16sdtdh="http://schemas.microsoft.com/office/word/2020/wordml/sdtdatahash" xmlns:w16sdtfl="http://schemas.microsoft.com/office/word/2024/wordml/sdtformatlock" xmlns:w16se="http://schemas.microsoft.com/office/word/2015/wordml/symex" mc:Ignorable="w14 w15 w16se w16cid w16 w16cex w16sdtdh w16sdtfl w16du">
+<w:styles xmlns:mc="http://schemas.openxmlformats.org/markup-compatibility/2006" xmlns:r="http://schemas.openxmlformats.org/officeDocument/2006/relationships" xmlns:w="http://schemas.openxmlformats.org/wordprocessingml/2006/main" xmlns:w14="http://schemas.microsoft.com/office/word/2010/wordml" xmlns:w15="http://schemas.microsoft.com/office/word/2012/wordml" xmlns:w16cex="http://schemas.microsoft.com/office/word/2018/wordml/cex" xmlns:w16cid="http://schemas.microsoft.com/office/word/2016/wordml/cid" xmlns:w16="http://schemas.microsoft.com/office/word/2018/wordml" xmlns:w16sdtdh="http://schemas.microsoft.com/office/word/2020/wordml/sdtdatahash" xmlns:w16sdtfl="http://schemas.microsoft.com/office/word/2024/wordml/sdtformatlock" xmlns:w16se="http://schemas.microsoft.com/office/word/2015/wordml/symex" xmlns:w16du="http://schemas.microsoft.com/office/word/2023/wordml/word16du" mc:Ignorable="w14 w15 w16se w16cid w16 w16cex w16sdtdh w16sdtfl w16du">
   <w:docDefaults>
     <w:rPrDefault>
       <w:rPr>
